--- a/output/卒論アウトライン.docx
+++ b/output/卒論アウトライン.docx
@@ -82,7 +82,7 @@
         <w:ind w:firstLine="210"/>
       </w:pPr>
       <w:r>
-        <w:t xml:space="preserve">留学先での異文化の衝突を種類ごとに整理し、人がそれをどう乗り越えるのか（あるいは乗り越えられないのか）を、自分の留学経験と他の留学経験者へのアンケートから明らかにする研究です。</w:t>
+        <w:t xml:space="preserve">留学先での異文化の衝突を種類ごとに集めて、どうやって乗り越えたのか、乗り越えられなかったときはどうしたのかを調べる研究です。その共通点から、これから留学する人へのヒントをまとめるのが目的です。</w:t>
       </w:r>
     </w:p>
     <w:p>
@@ -147,10 +147,57 @@
           <w:b/>
           <w:bCs/>
         </w:rPr>
+        <w:t xml:space="preserve">最終的な目的</w:t>
+      </w:r>
+      <w:r>
+        <w:t xml:space="preserve">：異文化の衝突を人はどう乗り越えるのか（乗り越えられないときはどう向き合うのか）を明らかにし、これから留学する人が使えるヒントを示すこと。</w:t>
+      </w:r>
+    </w:p>
+    <w:p>
+      <w:pPr>
+        <w:pBdr>
+          <w:left w:val="single" w:color="999999" w:sz="12" w:space="8"/>
+        </w:pBdr>
+        <w:spacing w:after="200" w:before="120" w:line="360"/>
+        <w:ind w:left="420" w:right="420"/>
+      </w:pPr>
+      <w:r>
+        <w:rPr>
+          <w:b/>
+          <w:bCs/>
+        </w:rPr>
         <w:t xml:space="preserve">リサーチクエスチョン</w:t>
       </w:r>
       <w:r>
-        <w:t xml:space="preserve">：留学経験者は、異文化の衝突による戸惑いを、どのような気づきと行動的工夫を通して乗り越えていくのか。</w:t>
+        <w:t xml:space="preserve">：留学経験者は、異文化の衝突をどのような気づきと行動的工夫によって乗り越えるのか。また、乗り越えられない衝突とはどのように向き合うのか。</w:t>
+      </w:r>
+    </w:p>
+    <w:p>
+      <w:pPr>
+        <w:pBdr>
+          <w:left w:val="single" w:color="999999" w:sz="12" w:space="8"/>
+        </w:pBdr>
+        <w:spacing w:after="200" w:before="120" w:line="360"/>
+        <w:ind w:left="420" w:right="420"/>
+      </w:pPr>
+      <w:r>
+        <w:rPr>
+          <w:b/>
+          <w:bCs/>
+        </w:rPr>
+        <w:t xml:space="preserve">文化を楽しむ力</w:t>
+      </w:r>
+      <w:r>
+        <w:t xml:space="preserve">：全部を好きになる力ではなく、受け入れられない違いがあっても、自分なりの向き合い方を見つけて異文化の中で過ごせる力。</w:t>
+      </w:r>
+    </w:p>
+    <w:p>
+      <w:pPr>
+        <w:spacing w:after="120" w:line="360"/>
+        <w:ind w:firstLine="210"/>
+      </w:pPr>
+      <w:r>
+        <w:t xml:space="preserve">「楽しむ」はゴールそのものではなく、乗り越えた先にありうる結果の一つです。「楽しめなかった」経験も、この力の一部として扱います。</w:t>
       </w:r>
     </w:p>
     <w:p>

--- a/output/卒論アウトライン.docx
+++ b/output/卒論アウトライン.docx
@@ -104,7 +104,7 @@
         <w:ind w:firstLine="210"/>
       </w:pPr>
       <w:r>
-        <w:t xml:space="preserve">私は高校時代にフィジーで3年間暮らし、手で食べるカレーや停電、宗教上の食事制限に戸惑いました。でも自分から動くうちに、戸惑いが楽しさに変わっていきました。ただし、すべての違いが受け入れられるわけではありません。この卒論では、どんな衝突がどう乗り越えられ、どんな衝突が受け入れられないまま残るのかを明らかにし、これから留学する人が使えるヒントにします。</w:t>
+        <w:t xml:space="preserve">私は高校時代にフィジーで約2年半暮らし、手で食べるカレーや停電、宗教上の食事制限に戸惑いました。でも自分から動くうちに、戸惑いが楽しさに変わっていきました。ただし、すべての違いが受け入れられるわけではありません。この卒論では、どんな衝突がどう乗り越えられ、どんな衝突が受け入れられないまま残るのかを明らかにし、これから留学する人が使えるヒントにします。</w:t>
       </w:r>
     </w:p>
     <w:p>

--- a/output/卒論アウトライン.docx
+++ b/output/卒論アウトライン.docx
@@ -104,7 +104,7 @@
         <w:ind w:firstLine="210"/>
       </w:pPr>
       <w:r>
-        <w:t xml:space="preserve">私は高校時代にフィジーで約2年半暮らし、手で食べるカレーや停電、宗教上の食事制限に戸惑いました。でも自分から動くうちに、戸惑いが楽しさに変わっていきました。ただし、すべての違いが受け入れられるわけではありません。この卒論では、どんな衝突がどう乗り越えられ、どんな衝突が受け入れられないまま残るのかを明らかにし、これから留学する人が使えるヒントにします。</w:t>
+        <w:t xml:space="preserve">私は高校時代にフィジーで約2年4か月暮らし、手で食べるカレーや停電、宗教上の食事制限に戸惑いました。でも自分から動くうちに、戸惑いが楽しさに変わっていきました。ただし、すべての違いが受け入れられるわけではありません。この卒論では、どんな衝突がどう乗り越えられ、どんな衝突が受け入れられないまま残るのかを明らかにし、これから留学する人が使えるヒントにします。</w:t>
       </w:r>
     </w:p>
     <w:p>

--- a/output/卒論アウトライン.docx
+++ b/output/卒論アウトライン.docx
@@ -104,7 +104,7 @@
         <w:ind w:firstLine="210"/>
       </w:pPr>
       <w:r>
-        <w:t xml:space="preserve">私は高校時代にフィジーで約2年4か月暮らし、手で食べるカレーや停電、宗教上の食事制限に戸惑いました。でも自分から動くうちに、戸惑いが楽しさに変わっていきました。ただし、すべての違いが受け入れられるわけではありません。この卒論では、どんな衝突がどう乗り越えられ、どんな衝突が受け入れられないまま残るのかを明らかにし、これから留学する人が使えるヒントにします。</w:t>
+        <w:t xml:space="preserve">私は高校時代にフィジーで約2年6か月暮らし、手で食べるカレーや停電、宗教上の食事制限に戸惑いました。でも自分から動くうちに、戸惑いが楽しさに変わっていきました。ただし、すべての違いが受け入れられるわけではありません。この卒論では、どんな衝突がどう乗り越えられ、どんな衝突が受け入れられないまま残るのかを明らかにし、これから留学する人が使えるヒントにします。</w:t>
       </w:r>
     </w:p>
     <w:p>
